--- a/backend/apps/contracts/document_templates/cmr_en.docx
+++ b/backend/apps/contracts/document_templates/cmr_en.docx
@@ -245,38 +245,6 @@
                 <w:sz w:val="18"/>
               </w:rPr>
               <w:t>{{ place_loading }}</w:t>
-            </w:r>
-          </w:p>
-        </w:tc>
-      </w:tr>
-      <w:tr>
-        <w:tc>
-          <w:tcPr>
-            <w:tcW w:type="dxa" w:w="4320"/>
-          </w:tcPr>
-          <w:p>
-            <w:r/>
-            <w:r>
-              <w:rPr>
-                <w:b/>
-                <w:sz w:val="18"/>
-              </w:rPr>
-              <w:t>Route / Border:</w:t>
-            </w:r>
-          </w:p>
-        </w:tc>
-        <w:tc>
-          <w:tcPr>
-            <w:tcW w:type="dxa" w:w="4320"/>
-          </w:tcPr>
-          <w:p>
-            <w:r/>
-            <w:r>
-              <w:rPr>
-                <w:b w:val="0"/>
-                <w:sz w:val="18"/>
-              </w:rPr>
-              <w:t>{{ route }}</w:t>
             </w:r>
           </w:p>
         </w:tc>
